--- a/backend/generated/Client_sale_deed_generated.docx
+++ b/backend/generated/Client_sale_deed_generated.docx
@@ -4,12 +4,13 @@
   <w:body>
     <w:p>
       <w:pPr>
-        <w:spacing w:after="0" w:line="240" w:lineRule="auto"/>
+        <w:spacing w:after="0" w:line="360" w:lineRule="auto"/>
+        <w:jc w:val="both"/>
         <w:rPr>
-          <w:rFonts w:ascii="Times New Roman" w:hAnsi="Times New Roman" w:cs="Times New Roman"/>
+          <w:rFonts w:ascii="Times New Roman" w:eastAsia="Arimo" w:hAnsi="Times New Roman" w:cs="Times New Roman"/>
+          <w:color w:val="000000"/>
           <w:sz w:val="27"/>
           <w:szCs w:val="27"/>
-          <w:lang w:val="en-US"/>
         </w:rPr>
       </w:pPr>
     </w:p>
@@ -21,19 +22,19 @@
         </w:rPr>
         <w:t>DEED OF GIFT</w:t>
         <w:br/>
-        <w:t>This Gift Deed is made and executed on this 10 day of March, 2026.</w:t>
+        <w:t>This Gift Deed is made and executed on this 16 day of March, 2026.</w:t>
         <w:br/>
         <w:t>BETWEEN</w:t>
         <w:br/>
-        <w:t>SUNITA JADHAV</w:t>
-        <w:br/>
-        <w:t>Age- 73 Years, Occu.: Medical Practitioner</w:t>
-        <w:br/>
-        <w:t>R/at – Dhayari</w:t>
-        <w:br/>
-        <w:t>PAN No. – ASDF6789GH</w:t>
-        <w:br/>
-        <w:t>Aadhar No. – 2345678956</w:t>
+        <w:t>MAYURI KALE</w:t>
+        <w:br/>
+        <w:t>Age- 33 Years, Occu.: Bsc</w:t>
+        <w:br/>
+        <w:t>R/at – shdgjdds</w:t>
+        <w:br/>
+        <w:t>PAN No. – ASDF3456GH</w:t>
+        <w:br/>
+        <w:t>Aadhar No. – 1234567890</w:t>
         <w:br/>
         <w:t xml:space="preserve">Hereinafter referred to as “The Donor” (which expression shall unless repugnant to the context or meaning there of be deemed as to mean and include his heirs, executors, administrators and assigns)  </w:t>
         <w:br/>
@@ -41,15 +42,15 @@
         <w:br/>
         <w:t xml:space="preserve">AND </w:t>
         <w:br/>
-        <w:t>SANTOSH JADHAV</w:t>
-        <w:br/>
-        <w:t>Age - 40 Years, Occu. – Self – employed</w:t>
-        <w:br/>
-        <w:t>R/at - Dhahayri</w:t>
-        <w:br/>
-        <w:t>PAN No. – ASDF4567TY</w:t>
-        <w:br/>
-        <w:t>Aadhar No. – 2345678906</w:t>
+        <w:t>SHIVRAJ KALE</w:t>
+        <w:br/>
+        <w:t>Age - 23 Years, Occu. – BE</w:t>
+        <w:br/>
+        <w:t>R/at -  fdgfhgj</w:t>
+        <w:br/>
+        <w:t>PAN No. – FGHJ3456FG</w:t>
+        <w:br/>
+        <w:t>Aadhar No. – 2345678907</w:t>
         <w:br/>
         <w:t xml:space="preserve">Hereinafter referred to as “The Donee” (which expression shall unless repugnant to the context or meaning there of be deemed as to mean and include her heirs, executors, administrators and assigns) </w:t>
         <w:br/>
@@ -62,31 +63,31 @@
         <w:br/>
         <w:t xml:space="preserve">The Donor herein is the mother of the Donee herein and the Donee is the daughter of the Donor herein. </w:t>
         <w:br/>
-        <w:t xml:space="preserve">The Donor and her son -  Chaitanya Mahendra Tamane are the joint owners of the Flat No. 703, admeasuring _____ sq. ft. along with adjoining terrace admeasuring _____ sq. ft. situated on the 7th Floor of the building named and styled as “Westend River View” constructed on the plot of land, bearing S. No. 169/1, Aundh, Pune along with covered car parking. </w:t>
-        <w:br/>
-        <w:t xml:space="preserve">The Donor has acquired right title interest in the above said property by virtue of the Deed of Apartment dated 17/12/2008 bearing Sr. No. 9641/2008, at the office of Sub-Registrar, Haveli No. 4, Pune,  </w:t>
+        <w:t xml:space="preserve">The Donor and her son -  Chaitanya Mahendra Tamane are the joint owners of the Flat No. 34, admeasuring jsdjgak sq. ft. along with adjoining terrace admeasuring 223 sq. ft. situated on the 2nd floor of the building named and styled as “A” constructed on the plot of land, bearing S. No. 34, Kothrud, Pune along with covered car parking. </w:t>
+        <w:br/>
+        <w:t xml:space="preserve">The Donor has acquired right title interest in the above said property by virtue of the Deed of Apartment dated 23/03/2026 bearing Sr. No. 1232312, at the office of Sub-Registrar, 2321, Pune,  </w:t>
         <w:br/>
         <w:t xml:space="preserve">The Developer therein after completion of the construction of the scheme, handed over quiet, vacant and peaceful possession of the above said flat to the Donor and her son – Chaitanya Tamane. Accordingly the name of the Donor has been appearing in all the Government and Society record. </w:t>
         <w:br/>
-        <w:t xml:space="preserve">By virtue of the Deed of Apartment dated 17/12/2008, the Donor and her son – Chaitanya Tamane have jointly acquired right, title, interest in the above said property and are having 1/2 undivided share in the said Flat and covered car parking. </w:t>
-        <w:br/>
-        <w:t>The Donee is the daughter of the Donor and out of natural love and affection, the Donor is desirous of gifting her 1/2 share in the said Flat to the Donee thereby transferring her ownership, right, title and interest unto the Donee to become joint owner and entitled to enjoy the said Flat. The Donee also agreed to accept the transfer by Gift.</w:t>
-        <w:br/>
-        <w:t xml:space="preserve">Out of natural love and affection, the Donor doth hereby without any consideration voluntarily grant, convey and transfer unto the Donee, by way of Gift, her 1/2 share, right, title and interest and ownership in the said Flat more particularly described in the Schedule hereunder, along with right to use common areas and facilities of the building “Westend River View” same unto and for use of the Donee. </w:t>
+        <w:t xml:space="preserve">By virtue of the Deed of Apartment dated 23/03/2026, the Donor and her son – Chaitanya Tamane have jointly acquired right, title, interest in the above said property and are having 1/12 undivided share in the said Flat and covered car parking. </w:t>
+        <w:br/>
+        <w:t>The Donee is the daughter of the Donor and out of natural love and affection, the Donor is desirous of gifting her 1/12 share in the said Flat to the Donee thereby transferring her ownership, right, title and interest unto the Donee to become joint owner and entitled to enjoy the said Flat. The Donee also agreed to accept the transfer by Gift.</w:t>
+        <w:br/>
+        <w:t xml:space="preserve">Out of natural love and affection, the Donor doth hereby without any consideration voluntarily grant, convey and transfer unto the Donee, by way of Gift, her 1/12 share, right, title and interest and ownership in the said Flat more particularly described in the Schedule hereunder, along with right to use common areas and facilities of the building “A” same unto and for use of the Donee. </w:t>
         <w:br/>
         <w:t xml:space="preserve">The parties hereto have decided to execute these presents in the following manner- </w:t>
         <w:br/>
         <w:t>NOW THEREFORE THIS GIFT DEED WITNESSETH THAT –</w:t>
         <w:br/>
-        <w:t>In consideration of natural love and affection, of the Donor towards the Donee being the daughter of the Donor, the Donor hereby gift to the Donee herein her 1/2 share in all that piece and parcel of the Flat No. 703, admeasuring _____ sq. ft. along with adjoining terrace admeasuring _____ sq. ft. situated on the 7th Floor of the building named and styled as “Westend River View” constructed on the plot of land, bearing S. No. 169/1, Aundh, Pune along with covered car parking. Further, the Donor grants the rights to the Donee TO HOLD the said property along with all the things permanently attached thereto or standing thereon and all the liberties, privileges, easement and advantages appurtenant thereto and all the estate, right, title, interest, use, inheritance, possession, benefit, claims and demand whatsoever to the use of the Donee and to hold the same unto the Donee absolutely forever.</w:t>
-        <w:br/>
-        <w:t>THAT, the Donee accept the present GIFT and accept the transfer of the Donor her 1/2 share in the Said Flat from the DONOR.</w:t>
-        <w:br/>
-        <w:t>The Donor is having good right, full power and absolute authority to grant her 1/2 share in the Said Flat hereby granted as gift in the manner aforesaid in favor of the Donee.</w:t>
+        <w:t>In consideration of natural love and affection, of the Donor towards the Donee being the daughter of the Donor, the Donor hereby gift to the Donee herein her 1/12 share in all that piece and parcel of the Flat No. 34, admeasuring jsdjgak sq. ft. along with adjoining terrace admeasuring 223 sq. ft. situated on the 2nd floor of the building named and styled as “A” constructed on the plot of land, bearing S. No. 34, Kothrud, Pune along with covered car parking. Further, the Donor grants the rights to the Donee TO HOLD the said property along with all the things permanently attached thereto or standing thereon and all the liberties, privileges, easement and advantages appurtenant thereto and all the estate, right, title, interest, use, inheritance, possession, benefit, claims and demand whatsoever to the use of the Donee and to hold the same unto the Donee absolutely forever.</w:t>
+        <w:br/>
+        <w:t>THAT, the Donee accept the present GIFT and accept the transfer of the Donor her 1/12 share in the Said Flat from the DONOR.</w:t>
+        <w:br/>
+        <w:t>The Donor is having good right, full power and absolute authority to grant her 1/12 share in the Said Flat hereby granted as gift in the manner aforesaid in favor of the Donee.</w:t>
         <w:br/>
         <w:t xml:space="preserve">The Donee now has become the joint owner of the said flat and the Donee may at all time hereafter peaceably and quietly enter upon, occupy, possess and enjoy the Said Flat and premises and receive the rents, issues, and profit thereof and every part thereof to and for their own use and benefit without any suit, lawful eviction, interruption, claim or demand whatsoever from and by the Donor or her heirs or from any person claiming through the Donor. </w:t>
         <w:br/>
-        <w:t xml:space="preserve">The 1/2 share of the Donor in the said Flat is hereby freely, clearly, absolutely and forever gifted, transferred and conveyed in favor of the Donee and Donor hereinafter do not have any right, title and interest in the Said Flat and shall not have any right and/or interest in the Said Flat or in the profit and/or consideration of the Said Flat. </w:t>
+        <w:t xml:space="preserve">The 1/12 share of the Donor in the said Flat is hereby freely, clearly, absolutely and forever gifted, transferred and conveyed in favor of the Donee and Donor hereinafter do not have any right, title and interest in the Said Flat and shall not have any right and/or interest in the Said Flat or in the profit and/or consideration of the Said Flat. </w:t>
         <w:br/>
         <w:t>That, now the Donor admits that she is left with no right, title, interest or concern of any nature whatsoever in the Said Property and the Donee has become the joint owner of the Said Flat by this deed, who shall be fully competent to use and enjoy the Said Flat and every part thereof and hereby has all the rights and authority to transfer and/or alienate the same to any one by way of sale, gift, mortgage, lease or otherwise in the manner Donee likes, without any claim, demand and objection by the Donor and her other heirs and successors.</w:t>
         <w:br/>
@@ -107,17 +108,17 @@
         <w:br/>
         <w:t>(Being the description of the said Flat)</w:t>
         <w:br/>
-        <w:t>All that piece and parcel in the Residential flat bearing Flat No. 703, admeasuring _____ sq. ft. plus adjoining terrace admeasuring about _____ sq. ft. situated on the 7th Floor, of the building named and styled as “7th” constructed on the Plot bearing S. No. S. No. 169/1, Aundh Pune. As per CTS card of Mouje : Kothrud, Taluka : Haveli, District : Pune, as well as within the local limits of Pune Municipal Corporation and also within the registration District of Pune, Registration Sub District of Taluka Haveli, and the said apartment is bounded as follows –</w:t>
-        <w:br/>
-        <w:t>On or towards East: by _______</w:t>
-        <w:br/>
-        <w:t>On or towards South: by ______</w:t>
-        <w:br/>
-        <w:t>On or towards West: by _______</w:t>
-        <w:br/>
-        <w:t>On or towards North: by _______</w:t>
-        <w:br/>
-        <w:t>And also together with ____% undivided right, title and interest in the common areas and restricted areas and facilities as described in the ______ dated _____.</w:t>
+        <w:t>All that piece and parcel in the Residential flat bearing Flat No. 34, admeasuring jsdjgak sq. ft. plus adjoining terrace admeasuring about 223 sq. ft. situated on the 2nd floor, of the building named and styled as “A” constructed on the Plot bearing S. No. S. No. 34, Kothrud Pune. As per CTS card of Mouje : Kothrud, Taluka : Haveli, District : Pune, as well as within the local limits of Pune Municipal Corporation and also within the registration District of Pune, Registration Sub District of Taluka Haveli, and the said apartment is bounded as follows –</w:t>
+        <w:br/>
+        <w:t>On or towards East: by asd</w:t>
+        <w:br/>
+        <w:t>On or towards South: by asd</w:t>
+        <w:br/>
+        <w:t>On or towards West: by ass</w:t>
+        <w:br/>
+        <w:t>On or towards North: by ass</w:t>
+        <w:br/>
+        <w:t>And also together with 50% undivided right, title and interest in the common areas and restricted areas and facilities as described in the fsf dated 23/03/2026.</w:t>
       </w:r>
     </w:p>
     <w:p>
@@ -129,33 +130,646 @@
         <w:t>IN WITNESSES WHEREOF the Donor and the Donee (by way of acceptance of the said gift) have put their respective hands on the day and year first hereinabove written.</w:t>
       </w:r>
     </w:p>
+    <w:tbl>
+      <w:tblPr>
+        <w:tblW w:w="9180" w:type="dxa"/>
+        <w:tblBorders>
+          <w:top w:val="single" w:sz="4" w:space="0" w:color="auto"/>
+          <w:left w:val="single" w:sz="4" w:space="0" w:color="auto"/>
+          <w:bottom w:val="single" w:sz="4" w:space="0" w:color="auto"/>
+          <w:right w:val="single" w:sz="4" w:space="0" w:color="auto"/>
+          <w:insideH w:val="single" w:sz="4" w:space="0" w:color="auto"/>
+          <w:insideV w:val="single" w:sz="4" w:space="0" w:color="auto"/>
+        </w:tblBorders>
+        <w:tblLook w:val="04A0" w:firstRow="1" w:lastRow="0" w:firstColumn="1" w:lastColumn="0" w:noHBand="0" w:noVBand="1"/>
+      </w:tblPr>
+      <w:tblGrid>
+        <w:gridCol w:w="3227"/>
+        <w:gridCol w:w="3402"/>
+        <w:gridCol w:w="2551"/>
+      </w:tblGrid>
+      <w:tr>
+        <w:tc>
+          <w:tcPr>
+            <w:tcW w:w="3227" w:type="dxa"/>
+            <w:tcBorders>
+              <w:top w:val="single" w:sz="4" w:space="0" w:color="auto"/>
+              <w:left w:val="single" w:sz="4" w:space="0" w:color="auto"/>
+              <w:bottom w:val="single" w:sz="4" w:space="0" w:color="auto"/>
+              <w:right w:val="single" w:sz="4" w:space="0" w:color="auto"/>
+            </w:tcBorders>
+            <w:hideMark/>
+          </w:tcPr>
+          <w:p>
+            <w:pPr>
+              <w:spacing w:after="0" w:line="240" w:lineRule="auto"/>
+              <w:jc w:val="center"/>
+              <w:rPr>
+                <w:rFonts w:ascii="Times New Roman" w:hAnsi="Times New Roman" w:cs="Times New Roman"/>
+                <w:b/>
+                <w:bCs/>
+                <w:sz w:val="27"/>
+                <w:szCs w:val="27"/>
+                <w:lang w:val="en-US"/>
+              </w:rPr>
+            </w:pPr>
+            <w:r>
+              <w:rPr>
+                <w:rFonts w:ascii="Times New Roman" w:hAnsi="Times New Roman" w:cs="Times New Roman"/>
+                <w:b/>
+                <w:bCs/>
+                <w:sz w:val="27"/>
+                <w:szCs w:val="27"/>
+                <w:lang w:val="en-US"/>
+              </w:rPr>
+              <w:t>Name and Signature</w:t>
+            </w:r>
+          </w:p>
+        </w:tc>
+        <w:tc>
+          <w:tcPr>
+            <w:tcW w:w="3402" w:type="dxa"/>
+            <w:tcBorders>
+              <w:top w:val="single" w:sz="4" w:space="0" w:color="auto"/>
+              <w:left w:val="single" w:sz="4" w:space="0" w:color="auto"/>
+              <w:bottom w:val="single" w:sz="4" w:space="0" w:color="auto"/>
+              <w:right w:val="single" w:sz="4" w:space="0" w:color="auto"/>
+            </w:tcBorders>
+            <w:hideMark/>
+          </w:tcPr>
+          <w:p>
+            <w:pPr>
+              <w:spacing w:after="0" w:line="240" w:lineRule="auto"/>
+              <w:jc w:val="center"/>
+              <w:rPr>
+                <w:rFonts w:ascii="Times New Roman" w:hAnsi="Times New Roman" w:cs="Times New Roman"/>
+                <w:b/>
+                <w:bCs/>
+                <w:sz w:val="27"/>
+                <w:szCs w:val="27"/>
+                <w:lang w:val="en-US"/>
+              </w:rPr>
+            </w:pPr>
+            <w:r>
+              <w:rPr>
+                <w:rFonts w:ascii="Times New Roman" w:hAnsi="Times New Roman" w:cs="Times New Roman"/>
+                <w:b/>
+                <w:bCs/>
+                <w:sz w:val="27"/>
+                <w:szCs w:val="27"/>
+                <w:lang w:val="en-US"/>
+              </w:rPr>
+              <w:t>Photo</w:t>
+            </w:r>
+          </w:p>
+        </w:tc>
+        <w:tc>
+          <w:tcPr>
+            <w:tcW w:w="2551" w:type="dxa"/>
+            <w:tcBorders>
+              <w:top w:val="single" w:sz="4" w:space="0" w:color="auto"/>
+              <w:left w:val="single" w:sz="4" w:space="0" w:color="auto"/>
+              <w:bottom w:val="single" w:sz="4" w:space="0" w:color="auto"/>
+              <w:right w:val="single" w:sz="4" w:space="0" w:color="auto"/>
+            </w:tcBorders>
+            <w:hideMark/>
+          </w:tcPr>
+          <w:p>
+            <w:pPr>
+              <w:spacing w:after="0" w:line="240" w:lineRule="auto"/>
+              <w:jc w:val="center"/>
+              <w:rPr>
+                <w:rFonts w:ascii="Times New Roman" w:hAnsi="Times New Roman" w:cs="Times New Roman"/>
+                <w:b/>
+                <w:bCs/>
+                <w:sz w:val="27"/>
+                <w:szCs w:val="27"/>
+                <w:lang w:val="en-US"/>
+              </w:rPr>
+            </w:pPr>
+            <w:r>
+              <w:rPr>
+                <w:rFonts w:ascii="Times New Roman" w:hAnsi="Times New Roman" w:cs="Times New Roman"/>
+                <w:b/>
+                <w:bCs/>
+                <w:sz w:val="27"/>
+                <w:szCs w:val="27"/>
+                <w:lang w:val="en-US"/>
+              </w:rPr>
+              <w:t>Left Hand Thumb Impression</w:t>
+            </w:r>
+          </w:p>
+        </w:tc>
+      </w:tr>
+      <w:tr>
+        <w:tc>
+          <w:tcPr>
+            <w:tcW w:w="3227" w:type="dxa"/>
+            <w:tcBorders>
+              <w:top w:val="single" w:sz="4" w:space="0" w:color="auto"/>
+              <w:left w:val="single" w:sz="4" w:space="0" w:color="auto"/>
+              <w:bottom w:val="single" w:sz="4" w:space="0" w:color="auto"/>
+              <w:right w:val="single" w:sz="4" w:space="0" w:color="auto"/>
+            </w:tcBorders>
+          </w:tcPr>
+          <w:p>
+            <w:pPr>
+              <w:tabs>
+                <w:tab w:val="left" w:pos="284"/>
+              </w:tabs>
+              <w:spacing w:after="0" w:line="240" w:lineRule="auto"/>
+              <w:rPr>
+                <w:rFonts w:ascii="Times New Roman" w:hAnsi="Times New Roman" w:cs="Times New Roman"/>
+                <w:b/>
+                <w:bCs/>
+                <w:sz w:val="27"/>
+                <w:szCs w:val="27"/>
+                <w:u w:val="single"/>
+                <w:lang w:val="en-US"/>
+              </w:rPr>
+            </w:pPr>
+            <w:r>
+              <w:rPr>
+                <w:rFonts w:ascii="Times New Roman" w:hAnsi="Times New Roman" w:cs="Times New Roman"/>
+                <w:b/>
+                <w:bCs/>
+                <w:sz w:val="27"/>
+                <w:szCs w:val="27"/>
+                <w:u w:val="single"/>
+                <w:lang w:val="en-US"/>
+              </w:rPr>
+              <w:t>Sign, Sealed and Delivered by within named Donors</w:t>
+            </w:r>
+          </w:p>
+          <w:p>
+            <w:pPr>
+              <w:tabs>
+                <w:tab w:val="left" w:pos="284"/>
+              </w:tabs>
+              <w:spacing w:after="0" w:line="240" w:lineRule="auto"/>
+              <w:rPr>
+                <w:rFonts w:ascii="Times New Roman" w:hAnsi="Times New Roman" w:cs="Times New Roman"/>
+                <w:b/>
+                <w:bCs/>
+                <w:sz w:val="27"/>
+                <w:szCs w:val="27"/>
+                <w:u w:val="single"/>
+                <w:lang w:val="en-US"/>
+              </w:rPr>
+            </w:pPr>
+          </w:p>
+          <w:p>
+            <w:pPr>
+              <w:spacing w:after="0" w:line="360" w:lineRule="auto"/>
+              <w:rPr>
+                <w:rFonts w:ascii="Times New Roman" w:hAnsi="Times New Roman" w:cs="Times New Roman"/>
+                <w:b/>
+                <w:bCs/>
+                <w:sz w:val="27"/>
+                <w:szCs w:val="27"/>
+                <w:lang w:val="en-US"/>
+              </w:rPr>
+            </w:pPr>
+            <w:r>
+              <w:rPr>
+                <w:rFonts w:ascii="Times New Roman" w:hAnsi="Times New Roman" w:cs="Times New Roman"/>
+                <w:b/>
+                <w:bCs/>
+                <w:sz w:val="27"/>
+                <w:szCs w:val="27"/>
+                <w:lang w:val="en-US"/>
+              </w:rPr>
+              <w:t>{{donors_name}}</w:t>
+            </w:r>
+          </w:p>
+          <w:p>
+            <w:pPr>
+              <w:tabs>
+                <w:tab w:val="left" w:pos="284"/>
+              </w:tabs>
+              <w:spacing w:after="0" w:line="240" w:lineRule="auto"/>
+              <w:ind w:left="66"/>
+              <w:rPr>
+                <w:rFonts w:ascii="Times New Roman" w:hAnsi="Times New Roman" w:cs="Times New Roman"/>
+                <w:sz w:val="27"/>
+                <w:szCs w:val="27"/>
+                <w:lang w:val="en-US"/>
+              </w:rPr>
+            </w:pPr>
+          </w:p>
+          <w:p>
+            <w:pPr>
+              <w:tabs>
+                <w:tab w:val="left" w:pos="284"/>
+              </w:tabs>
+              <w:spacing w:after="0" w:line="240" w:lineRule="auto"/>
+              <w:ind w:left="66"/>
+              <w:rPr>
+                <w:rFonts w:ascii="Times New Roman" w:hAnsi="Times New Roman" w:cs="Times New Roman"/>
+                <w:sz w:val="27"/>
+                <w:szCs w:val="27"/>
+                <w:lang w:val="en-US"/>
+              </w:rPr>
+            </w:pPr>
+            <w:r>
+              <w:rPr>
+                <w:rFonts w:ascii="Times New Roman" w:hAnsi="Times New Roman" w:cs="Times New Roman"/>
+                <w:b/>
+                <w:bCs/>
+                <w:sz w:val="27"/>
+                <w:szCs w:val="27"/>
+                <w:lang w:val="en-US"/>
+              </w:rPr>
+              <w:t>Sign</w:t>
+            </w:r>
+            <w:r>
+              <w:rPr>
+                <w:rFonts w:ascii="Times New Roman" w:hAnsi="Times New Roman" w:cs="Times New Roman"/>
+                <w:sz w:val="27"/>
+                <w:szCs w:val="27"/>
+                <w:lang w:val="en-US"/>
+              </w:rPr>
+              <w:t xml:space="preserve"> - </w:t>
+            </w:r>
+          </w:p>
+          <w:p>
+            <w:pPr>
+              <w:tabs>
+                <w:tab w:val="left" w:pos="284"/>
+              </w:tabs>
+              <w:spacing w:after="0" w:line="240" w:lineRule="auto"/>
+              <w:ind w:left="426"/>
+              <w:rPr>
+                <w:rFonts w:ascii="Times New Roman" w:hAnsi="Times New Roman" w:cs="Times New Roman"/>
+                <w:sz w:val="27"/>
+                <w:szCs w:val="27"/>
+                <w:lang w:val="en-US"/>
+              </w:rPr>
+            </w:pPr>
+          </w:p>
+          <w:p>
+            <w:pPr>
+              <w:tabs>
+                <w:tab w:val="left" w:pos="284"/>
+              </w:tabs>
+              <w:spacing w:after="0" w:line="240" w:lineRule="auto"/>
+              <w:ind w:left="426"/>
+              <w:rPr>
+                <w:rFonts w:ascii="Times New Roman" w:hAnsi="Times New Roman" w:cs="Times New Roman"/>
+                <w:sz w:val="27"/>
+                <w:szCs w:val="27"/>
+                <w:lang w:val="en-US"/>
+              </w:rPr>
+            </w:pPr>
+          </w:p>
+          <w:p>
+            <w:pPr>
+              <w:tabs>
+                <w:tab w:val="left" w:pos="284"/>
+              </w:tabs>
+              <w:spacing w:after="0" w:line="240" w:lineRule="auto"/>
+              <w:ind w:left="426"/>
+              <w:rPr>
+                <w:rFonts w:ascii="Times New Roman" w:hAnsi="Times New Roman" w:cs="Times New Roman"/>
+                <w:sz w:val="27"/>
+                <w:szCs w:val="27"/>
+                <w:lang w:val="en-US"/>
+              </w:rPr>
+            </w:pPr>
+          </w:p>
+          <w:p>
+            <w:pPr>
+              <w:spacing w:after="0" w:line="240" w:lineRule="auto"/>
+              <w:jc w:val="both"/>
+              <w:rPr>
+                <w:rFonts w:ascii="Times New Roman" w:hAnsi="Times New Roman" w:cs="Times New Roman"/>
+                <w:sz w:val="27"/>
+                <w:szCs w:val="27"/>
+                <w:lang w:val="en-US"/>
+              </w:rPr>
+            </w:pPr>
+          </w:p>
+          <w:p>
+            <w:pPr>
+              <w:spacing w:after="0" w:line="240" w:lineRule="auto"/>
+              <w:jc w:val="both"/>
+              <w:rPr>
+                <w:rFonts w:ascii="Times New Roman" w:hAnsi="Times New Roman" w:cs="Times New Roman"/>
+                <w:sz w:val="27"/>
+                <w:szCs w:val="27"/>
+                <w:lang w:val="en-US"/>
+              </w:rPr>
+            </w:pPr>
+            <w:r>
+              <w:rPr>
+                <w:rFonts w:ascii="Times New Roman" w:hAnsi="Times New Roman" w:cs="Times New Roman"/>
+                <w:sz w:val="27"/>
+                <w:szCs w:val="27"/>
+                <w:lang w:val="en-US"/>
+              </w:rPr>
+              <w:t xml:space="preserve">(The Donor)   </w:t>
+            </w:r>
+          </w:p>
+        </w:tc>
+        <w:tc>
+          <w:tcPr>
+            <w:tcW w:w="3402" w:type="dxa"/>
+            <w:tcBorders>
+              <w:top w:val="single" w:sz="4" w:space="0" w:color="auto"/>
+              <w:left w:val="single" w:sz="4" w:space="0" w:color="auto"/>
+              <w:bottom w:val="single" w:sz="4" w:space="0" w:color="auto"/>
+              <w:right w:val="single" w:sz="4" w:space="0" w:color="auto"/>
+            </w:tcBorders>
+          </w:tcPr>
+          <w:p>
+            <w:pPr>
+              <w:spacing w:after="0" w:line="240" w:lineRule="auto"/>
+              <w:jc w:val="center"/>
+              <w:rPr>
+                <w:rFonts w:ascii="Times New Roman" w:hAnsi="Times New Roman" w:cs="Times New Roman"/>
+                <w:sz w:val="27"/>
+                <w:szCs w:val="27"/>
+                <w:lang w:val="en-US"/>
+              </w:rPr>
+            </w:pPr>
+          </w:p>
+        </w:tc>
+        <w:tc>
+          <w:tcPr>
+            <w:tcW w:w="2551" w:type="dxa"/>
+            <w:tcBorders>
+              <w:top w:val="single" w:sz="4" w:space="0" w:color="auto"/>
+              <w:left w:val="single" w:sz="4" w:space="0" w:color="auto"/>
+              <w:bottom w:val="single" w:sz="4" w:space="0" w:color="auto"/>
+              <w:right w:val="single" w:sz="4" w:space="0" w:color="auto"/>
+            </w:tcBorders>
+          </w:tcPr>
+          <w:p>
+            <w:pPr>
+              <w:spacing w:after="0" w:line="240" w:lineRule="auto"/>
+              <w:jc w:val="center"/>
+              <w:rPr>
+                <w:rFonts w:ascii="Times New Roman" w:hAnsi="Times New Roman" w:cs="Times New Roman"/>
+                <w:sz w:val="27"/>
+                <w:szCs w:val="27"/>
+                <w:lang w:val="en-US"/>
+              </w:rPr>
+            </w:pPr>
+          </w:p>
+        </w:tc>
+      </w:tr>
+      <w:tr>
+        <w:tc>
+          <w:tcPr>
+            <w:tcW w:w="3227" w:type="dxa"/>
+            <w:tcBorders>
+              <w:top w:val="single" w:sz="4" w:space="0" w:color="auto"/>
+              <w:left w:val="single" w:sz="4" w:space="0" w:color="auto"/>
+              <w:bottom w:val="single" w:sz="4" w:space="0" w:color="auto"/>
+              <w:right w:val="single" w:sz="4" w:space="0" w:color="auto"/>
+            </w:tcBorders>
+          </w:tcPr>
+          <w:p>
+            <w:pPr>
+              <w:tabs>
+                <w:tab w:val="left" w:pos="284"/>
+              </w:tabs>
+              <w:spacing w:after="0" w:line="240" w:lineRule="auto"/>
+              <w:rPr>
+                <w:rFonts w:ascii="Times New Roman" w:hAnsi="Times New Roman" w:cs="Times New Roman"/>
+                <w:b/>
+                <w:bCs/>
+                <w:sz w:val="27"/>
+                <w:szCs w:val="27"/>
+                <w:u w:val="single"/>
+                <w:lang w:val="en-US"/>
+              </w:rPr>
+            </w:pPr>
+            <w:r>
+              <w:rPr>
+                <w:rFonts w:ascii="Times New Roman" w:hAnsi="Times New Roman" w:cs="Times New Roman"/>
+                <w:b/>
+                <w:bCs/>
+                <w:sz w:val="27"/>
+                <w:szCs w:val="27"/>
+                <w:u w:val="single"/>
+                <w:lang w:val="en-US"/>
+              </w:rPr>
+              <w:t>Sign, Sealed and Delivered by within named Donee</w:t>
+            </w:r>
+          </w:p>
+          <w:p>
+            <w:pPr>
+              <w:tabs>
+                <w:tab w:val="left" w:pos="284"/>
+              </w:tabs>
+              <w:spacing w:after="0" w:line="240" w:lineRule="auto"/>
+              <w:rPr>
+                <w:rFonts w:ascii="Times New Roman" w:hAnsi="Times New Roman" w:cs="Times New Roman"/>
+                <w:b/>
+                <w:bCs/>
+                <w:sz w:val="27"/>
+                <w:szCs w:val="27"/>
+                <w:u w:val="single"/>
+                <w:lang w:val="en-US"/>
+              </w:rPr>
+            </w:pPr>
+          </w:p>
+          <w:p>
+            <w:pPr>
+              <w:tabs>
+                <w:tab w:val="left" w:pos="284"/>
+              </w:tabs>
+              <w:spacing w:after="0" w:line="240" w:lineRule="auto"/>
+              <w:rPr>
+                <w:rFonts w:ascii="Times New Roman" w:hAnsi="Times New Roman" w:cs="Times New Roman"/>
+                <w:b/>
+                <w:bCs/>
+                <w:sz w:val="27"/>
+                <w:szCs w:val="27"/>
+                <w:u w:val="single"/>
+                <w:lang w:val="en-US"/>
+              </w:rPr>
+            </w:pPr>
+          </w:p>
+          <w:p>
+            <w:pPr>
+              <w:spacing w:after="0" w:line="240" w:lineRule="auto"/>
+              <w:rPr>
+                <w:rFonts w:ascii="Times New Roman" w:eastAsia="Times New Roman" w:hAnsi="Times New Roman" w:cs="Times New Roman"/>
+                <w:b/>
+                <w:sz w:val="27"/>
+                <w:szCs w:val="27"/>
+              </w:rPr>
+            </w:pPr>
+            <w:r>
+              <w:rPr>
+                <w:rFonts w:ascii="Times New Roman" w:eastAsia="Times New Roman" w:hAnsi="Times New Roman" w:cs="Times New Roman"/>
+                <w:b/>
+                <w:sz w:val="27"/>
+                <w:szCs w:val="27"/>
+              </w:rPr>
+              <w:t>{{done_name}}</w:t>
+            </w:r>
+          </w:p>
+          <w:p>
+            <w:pPr>
+              <w:spacing w:after="0" w:line="240" w:lineRule="auto"/>
+              <w:rPr>
+                <w:rFonts w:ascii="Times New Roman" w:hAnsi="Times New Roman" w:cs="Times New Roman"/>
+                <w:sz w:val="27"/>
+                <w:szCs w:val="27"/>
+                <w:lang w:val="en-US"/>
+              </w:rPr>
+            </w:pPr>
+          </w:p>
+          <w:p>
+            <w:pPr>
+              <w:spacing w:after="0" w:line="240" w:lineRule="auto"/>
+              <w:rPr>
+                <w:rFonts w:ascii="Times New Roman" w:hAnsi="Times New Roman" w:cs="Times New Roman"/>
+                <w:sz w:val="27"/>
+                <w:szCs w:val="27"/>
+                <w:lang w:val="en-US"/>
+              </w:rPr>
+            </w:pPr>
+            <w:r>
+              <w:rPr>
+                <w:rFonts w:ascii="Times New Roman" w:hAnsi="Times New Roman" w:cs="Times New Roman"/>
+                <w:b/>
+                <w:bCs/>
+                <w:sz w:val="27"/>
+                <w:szCs w:val="27"/>
+                <w:lang w:val="en-US"/>
+              </w:rPr>
+              <w:t>Sign</w:t>
+            </w:r>
+            <w:r>
+              <w:rPr>
+                <w:rFonts w:ascii="Times New Roman" w:hAnsi="Times New Roman" w:cs="Times New Roman"/>
+                <w:sz w:val="27"/>
+                <w:szCs w:val="27"/>
+                <w:lang w:val="en-US"/>
+              </w:rPr>
+              <w:t xml:space="preserve"> –</w:t>
+            </w:r>
+          </w:p>
+          <w:p>
+            <w:pPr>
+              <w:spacing w:after="0" w:line="240" w:lineRule="auto"/>
+              <w:rPr>
+                <w:rFonts w:ascii="Times New Roman" w:hAnsi="Times New Roman" w:cs="Times New Roman"/>
+                <w:sz w:val="27"/>
+                <w:szCs w:val="27"/>
+                <w:lang w:val="en-US"/>
+              </w:rPr>
+            </w:pPr>
+          </w:p>
+          <w:p>
+            <w:pPr>
+              <w:spacing w:after="0" w:line="240" w:lineRule="auto"/>
+              <w:rPr>
+                <w:rFonts w:ascii="Times New Roman" w:hAnsi="Times New Roman" w:cs="Times New Roman"/>
+                <w:sz w:val="27"/>
+                <w:szCs w:val="27"/>
+                <w:lang w:val="en-US"/>
+              </w:rPr>
+            </w:pPr>
+          </w:p>
+          <w:p>
+            <w:pPr>
+              <w:spacing w:after="0" w:line="240" w:lineRule="auto"/>
+              <w:rPr>
+                <w:rFonts w:ascii="Times New Roman" w:hAnsi="Times New Roman" w:cs="Times New Roman"/>
+                <w:sz w:val="27"/>
+                <w:szCs w:val="27"/>
+                <w:lang w:val="en-US"/>
+              </w:rPr>
+            </w:pPr>
+          </w:p>
+          <w:p>
+            <w:pPr>
+              <w:spacing w:after="0" w:line="240" w:lineRule="auto"/>
+              <w:rPr>
+                <w:rFonts w:ascii="Times New Roman" w:hAnsi="Times New Roman" w:cs="Times New Roman"/>
+                <w:sz w:val="27"/>
+                <w:szCs w:val="27"/>
+                <w:lang w:val="en-US"/>
+              </w:rPr>
+            </w:pPr>
+            <w:r>
+              <w:rPr>
+                <w:rFonts w:ascii="Times New Roman" w:hAnsi="Times New Roman" w:cs="Times New Roman"/>
+                <w:sz w:val="27"/>
+                <w:szCs w:val="27"/>
+                <w:lang w:val="en-US"/>
+              </w:rPr>
+              <w:t>(The Donee)</w:t>
+            </w:r>
+          </w:p>
+        </w:tc>
+        <w:tc>
+          <w:tcPr>
+            <w:tcW w:w="3402" w:type="dxa"/>
+            <w:tcBorders>
+              <w:top w:val="single" w:sz="4" w:space="0" w:color="auto"/>
+              <w:left w:val="single" w:sz="4" w:space="0" w:color="auto"/>
+              <w:bottom w:val="single" w:sz="4" w:space="0" w:color="auto"/>
+              <w:right w:val="single" w:sz="4" w:space="0" w:color="auto"/>
+            </w:tcBorders>
+          </w:tcPr>
+          <w:p>
+            <w:pPr>
+              <w:spacing w:after="0" w:line="240" w:lineRule="auto"/>
+              <w:jc w:val="center"/>
+              <w:rPr>
+                <w:rFonts w:ascii="Times New Roman" w:hAnsi="Times New Roman" w:cs="Times New Roman"/>
+                <w:sz w:val="27"/>
+                <w:szCs w:val="27"/>
+                <w:lang w:val="en-US"/>
+              </w:rPr>
+            </w:pPr>
+          </w:p>
+        </w:tc>
+        <w:tc>
+          <w:tcPr>
+            <w:tcW w:w="2551" w:type="dxa"/>
+            <w:tcBorders>
+              <w:top w:val="single" w:sz="4" w:space="0" w:color="auto"/>
+              <w:left w:val="single" w:sz="4" w:space="0" w:color="auto"/>
+              <w:bottom w:val="single" w:sz="4" w:space="0" w:color="auto"/>
+              <w:right w:val="single" w:sz="4" w:space="0" w:color="auto"/>
+            </w:tcBorders>
+          </w:tcPr>
+          <w:p>
+            <w:pPr>
+              <w:spacing w:after="0" w:line="240" w:lineRule="auto"/>
+              <w:jc w:val="center"/>
+              <w:rPr>
+                <w:rFonts w:ascii="Times New Roman" w:hAnsi="Times New Roman" w:cs="Times New Roman"/>
+                <w:sz w:val="27"/>
+                <w:szCs w:val="27"/>
+                <w:lang w:val="en-US"/>
+              </w:rPr>
+            </w:pPr>
+          </w:p>
+        </w:tc>
+      </w:tr>
+    </w:tbl>
     <w:p>
-      <w:r>
+      <w:pPr>
+        <w:spacing w:after="0" w:line="240" w:lineRule="auto"/>
         <w:rPr>
-          <w:rFonts w:ascii="Times New Roman" w:hAnsi="Times New Roman"/>
-          <w:sz w:val="28"/>
+          <w:rFonts w:ascii="Times New Roman" w:hAnsi="Times New Roman" w:cs="Times New Roman"/>
+          <w:sz w:val="27"/>
+          <w:szCs w:val="27"/>
+          <w:lang w:val="en-US"/>
         </w:rPr>
-        <w:t>WITNESSES:</w:t>
-        <w:br/>
-        <w:t>1. xyz R/at fsdgfjgsdkfj</w:t>
-        <w:br/>
-        <w:t>2. AbC R/at jdfjsfsh</w:t>
-      </w:r>
-    </w:p>
-    <w:p>
-      <w:r>
-        <w:rPr>
-          <w:rFonts w:ascii="Times New Roman" w:hAnsi="Times New Roman"/>
-          <w:sz w:val="28"/>
-        </w:rPr>
-        <w:t>Signature of Donor</w:t>
-        <w:br/>
-        <w:t>Signature of Donee</w:t>
-      </w:r>
+      </w:pPr>
     </w:p>
     <w:tbl>
       <w:tblPr>
-        <w:tblW w:w="0" w:type="auto"/>
+        <w:tblW w:w="9209" w:type="dxa"/>
         <w:tblBorders>
           <w:top w:val="single" w:sz="4" w:space="0" w:color="auto"/>
           <w:left w:val="single" w:sz="4" w:space="0" w:color="auto"/>
@@ -168,12 +782,12 @@
       </w:tblPr>
       <w:tblGrid>
         <w:gridCol w:w="4508"/>
-        <w:gridCol w:w="4508"/>
+        <w:gridCol w:w="4701"/>
       </w:tblGrid>
       <w:tr>
         <w:tc>
           <w:tcPr>
-            <w:tcW w:w="9016" w:type="dxa"/>
+            <w:tcW w:w="9209" w:type="dxa"/>
             <w:gridSpan w:val="2"/>
             <w:tcBorders>
               <w:top w:val="single" w:sz="4" w:space="0" w:color="auto"/>
@@ -224,179 +838,31 @@
             </w:tcBorders>
           </w:tcPr>
           <w:p>
-            <w:pPr>
-              <w:spacing w:after="0" w:line="240" w:lineRule="auto"/>
-              <w:rPr>
-                <w:rFonts w:ascii="Times New Roman" w:hAnsi="Times New Roman" w:cs="Times New Roman"/>
-                <w:b/>
-                <w:bCs/>
-                <w:sz w:val="27"/>
-                <w:szCs w:val="27"/>
-                <w:lang w:val="en-US"/>
-              </w:rPr>
-            </w:pPr>
+            <w:r/>
+          </w:p>
+          <w:p>
             <w:r>
-              <w:rPr>
-                <w:rFonts w:ascii="Times New Roman" w:hAnsi="Times New Roman" w:cs="Times New Roman"/>
-                <w:b/>
-                <w:bCs/>
-                <w:sz w:val="27"/>
-                <w:szCs w:val="27"/>
-                <w:lang w:val="en-US"/>
-              </w:rPr>
               <w:t>Signature :</w:t>
             </w:r>
           </w:p>
-          <w:p>
-            <w:pPr>
-              <w:spacing w:after="0" w:line="240" w:lineRule="auto"/>
-              <w:jc w:val="center"/>
-              <w:rPr>
-                <w:rFonts w:ascii="Times New Roman" w:hAnsi="Times New Roman" w:cs="Times New Roman"/>
-                <w:sz w:val="27"/>
-                <w:szCs w:val="27"/>
-                <w:lang w:val="en-US"/>
-              </w:rPr>
-            </w:pPr>
-          </w:p>
-          <w:p>
-            <w:pPr>
-              <w:spacing w:after="0" w:line="240" w:lineRule="auto"/>
-              <w:rPr>
-                <w:rFonts w:ascii="Times New Roman" w:hAnsi="Times New Roman" w:cs="Times New Roman"/>
-                <w:b/>
-                <w:bCs/>
-                <w:sz w:val="28"/>
-                <w:szCs w:val="28"/>
-                <w:lang w:val="en-US"/>
-              </w:rPr>
-            </w:pPr>
+          <w:p/>
+          <w:p>
             <w:r>
-              <w:rPr>
-                <w:rFonts w:ascii="Times New Roman" w:hAnsi="Times New Roman" w:cs="Times New Roman"/>
-                <w:b/>
-                <w:bCs/>
-                <w:sz w:val="27"/>
-                <w:szCs w:val="27"/>
-                <w:lang w:val="en-US"/>
-              </w:rPr>
-              <w:t>Name:</w:t>
+              <w:t>Name: xyz</w:t>
             </w:r>
+          </w:p>
+          <w:p/>
+          <w:p>
             <w:r>
-              <w:rPr>
-                <w:rFonts w:ascii="Times New Roman" w:hAnsi="Times New Roman" w:cs="Times New Roman"/>
-                <w:b/>
-                <w:bCs/>
-                <w:sz w:val="28"/>
-                <w:szCs w:val="28"/>
-              </w:rPr>
-              <w:t xml:space="preserve"> </w:t>
+              <w:t>Address: dfsdf</w:t>
             </w:r>
-            <w:r>
-              <w:rPr>
-                <w:rFonts w:ascii="Times New Roman" w:hAnsi="Times New Roman" w:cs="Times New Roman"/>
-                <w:sz w:val="28"/>
-                <w:szCs w:val="28"/>
-              </w:rPr>
-              <w:t>xyz</w:t>
-            </w:r>
-          </w:p>
-          <w:p>
-            <w:pPr>
-              <w:spacing w:after="0" w:line="240" w:lineRule="auto"/>
-              <w:rPr>
-                <w:rFonts w:ascii="Times New Roman" w:hAnsi="Times New Roman" w:cs="Times New Roman"/>
-                <w:sz w:val="27"/>
-                <w:szCs w:val="27"/>
-                <w:lang w:val="en-US"/>
-              </w:rPr>
-            </w:pPr>
-          </w:p>
-          <w:p>
-            <w:pPr>
-              <w:spacing w:after="0" w:line="240" w:lineRule="auto"/>
-              <w:rPr>
-                <w:rFonts w:ascii="Times New Roman" w:hAnsi="Times New Roman" w:cs="Times New Roman"/>
-                <w:sz w:val="28"/>
-                <w:szCs w:val="28"/>
-                <w:lang w:val="en-US"/>
-              </w:rPr>
-            </w:pPr>
-            <w:r>
-              <w:rPr>
-                <w:rFonts w:ascii="Times New Roman" w:hAnsi="Times New Roman" w:cs="Times New Roman"/>
-                <w:b/>
-                <w:bCs/>
-                <w:sz w:val="27"/>
-                <w:szCs w:val="27"/>
-                <w:lang w:val="en-US"/>
-              </w:rPr>
-              <w:t>Address</w:t>
-            </w:r>
-            <w:r>
-              <w:rPr>
-                <w:rFonts w:ascii="Times New Roman" w:hAnsi="Times New Roman" w:cs="Times New Roman"/>
-                <w:sz w:val="27"/>
-                <w:szCs w:val="27"/>
-                <w:lang w:val="en-US"/>
-              </w:rPr>
-              <w:t>:</w:t>
-            </w:r>
-            <w:r>
-              <w:rPr>
-                <w:rFonts w:ascii="Times New Roman" w:hAnsi="Times New Roman" w:cs="Times New Roman"/>
-                <w:sz w:val="27"/>
-                <w:szCs w:val="27"/>
-                <w:lang w:val="en-US"/>
-              </w:rPr>
-              <w:t xml:space="preserve"> </w:t>
-            </w:r>
-            <w:r>
-              <w:rPr>
-                <w:rFonts w:ascii="Times New Roman" w:hAnsi="Times New Roman" w:cs="Times New Roman"/>
-                <w:sz w:val="28"/>
-                <w:szCs w:val="28"/>
-              </w:rPr>
-              <w:t>fsdgfjgsdkfj</w:t>
-            </w:r>
-          </w:p>
-          <w:p>
-            <w:pPr>
-              <w:spacing w:after="0" w:line="240" w:lineRule="auto"/>
-              <w:rPr>
-                <w:rFonts w:ascii="Times New Roman" w:hAnsi="Times New Roman" w:cs="Times New Roman"/>
-                <w:sz w:val="27"/>
-                <w:szCs w:val="27"/>
-                <w:lang w:val="en-US"/>
-              </w:rPr>
-            </w:pPr>
-          </w:p>
-          <w:p>
-            <w:pPr>
-              <w:spacing w:after="0" w:line="240" w:lineRule="auto"/>
-              <w:rPr>
-                <w:rFonts w:ascii="Times New Roman" w:hAnsi="Times New Roman" w:cs="Times New Roman"/>
-                <w:sz w:val="27"/>
-                <w:szCs w:val="27"/>
-                <w:lang w:val="en-US"/>
-              </w:rPr>
-            </w:pPr>
-          </w:p>
-          <w:p>
-            <w:pPr>
-              <w:spacing w:after="0" w:line="240" w:lineRule="auto"/>
-              <w:rPr>
-                <w:rFonts w:ascii="Times New Roman" w:hAnsi="Times New Roman" w:cs="Times New Roman"/>
-                <w:sz w:val="27"/>
-                <w:szCs w:val="27"/>
-                <w:lang w:val="en-US"/>
-              </w:rPr>
-            </w:pPr>
-          </w:p>
+          </w:p>
+          <w:p/>
+          <w:p/>
         </w:tc>
         <w:tc>
           <w:tcPr>
-            <w:tcW w:w="4508" w:type="dxa"/>
+            <w:tcW w:w="4701" w:type="dxa"/>
             <w:tcBorders>
               <w:top w:val="single" w:sz="4" w:space="0" w:color="auto"/>
               <w:left w:val="single" w:sz="4" w:space="0" w:color="auto"/>
@@ -405,168 +871,26 @@
             </w:tcBorders>
           </w:tcPr>
           <w:p>
-            <w:pPr>
-              <w:spacing w:after="0" w:line="240" w:lineRule="auto"/>
-              <w:rPr>
-                <w:rFonts w:ascii="Times New Roman" w:hAnsi="Times New Roman" w:cs="Times New Roman"/>
-                <w:sz w:val="27"/>
-                <w:szCs w:val="27"/>
-                <w:lang w:val="en-US"/>
-              </w:rPr>
-            </w:pPr>
+            <w:r/>
+          </w:p>
+          <w:p>
             <w:r>
-              <w:rPr>
-                <w:rFonts w:ascii="Times New Roman" w:hAnsi="Times New Roman" w:cs="Times New Roman"/>
-                <w:b/>
-                <w:bCs/>
-                <w:sz w:val="27"/>
-                <w:szCs w:val="27"/>
-                <w:lang w:val="en-US"/>
-              </w:rPr>
-              <w:t>Signature</w:t>
+              <w:t>Signature :</w:t>
             </w:r>
+          </w:p>
+          <w:p/>
+          <w:p>
             <w:r>
-              <w:rPr>
-                <w:rFonts w:ascii="Times New Roman" w:hAnsi="Times New Roman" w:cs="Times New Roman"/>
-                <w:sz w:val="27"/>
-                <w:szCs w:val="27"/>
-                <w:lang w:val="en-US"/>
-              </w:rPr>
-              <w:t xml:space="preserve"> :</w:t>
+              <w:t>Name: abc</w:t>
             </w:r>
           </w:p>
-          <w:p>
-            <w:pPr>
-              <w:spacing w:after="0" w:line="240" w:lineRule="auto"/>
-              <w:jc w:val="center"/>
-              <w:rPr>
-                <w:rFonts w:ascii="Times New Roman" w:hAnsi="Times New Roman" w:cs="Times New Roman"/>
-                <w:sz w:val="27"/>
-                <w:szCs w:val="27"/>
-                <w:lang w:val="en-US"/>
-              </w:rPr>
-            </w:pPr>
-          </w:p>
-          <w:p>
-            <w:pPr>
-              <w:spacing w:after="0" w:line="240" w:lineRule="auto"/>
-              <w:rPr>
-                <w:rFonts w:ascii="Times New Roman" w:hAnsi="Times New Roman" w:cs="Times New Roman"/>
-                <w:sz w:val="27"/>
-                <w:szCs w:val="27"/>
-                <w:lang w:val="en-US"/>
-              </w:rPr>
-            </w:pPr>
+          <w:p/>
+          <w:p>
             <w:r>
-              <w:rPr>
-                <w:rFonts w:ascii="Times New Roman" w:hAnsi="Times New Roman" w:cs="Times New Roman"/>
-                <w:b/>
-                <w:bCs/>
-                <w:sz w:val="27"/>
-                <w:szCs w:val="27"/>
-                <w:lang w:val="en-US"/>
-              </w:rPr>
-              <w:t>Name</w:t>
+              <w:t>Address: abc</w:t>
             </w:r>
-            <w:r>
-              <w:rPr>
-                <w:rFonts w:ascii="Times New Roman" w:hAnsi="Times New Roman" w:cs="Times New Roman"/>
-                <w:sz w:val="27"/>
-                <w:szCs w:val="27"/>
-                <w:lang w:val="en-US"/>
-              </w:rPr>
-              <w:t>:</w:t>
-            </w:r>
-            <w:r>
-              <w:rPr>
-                <w:rFonts w:ascii="Times New Roman" w:hAnsi="Times New Roman" w:cs="Times New Roman"/>
-                <w:sz w:val="27"/>
-                <w:szCs w:val="27"/>
-                <w:lang w:val="en-US"/>
-              </w:rPr>
-              <w:t xml:space="preserve"> </w:t>
-            </w:r>
-            <w:r>
-              <w:rPr>
-                <w:rFonts w:ascii="Times New Roman" w:hAnsi="Times New Roman" w:cs="Times New Roman"/>
-                <w:sz w:val="28"/>
-                <w:szCs w:val="28"/>
-                <w:lang w:val="en-US"/>
-              </w:rPr>
-              <w:t>AbC</w:t>
-            </w:r>
-          </w:p>
-          <w:p>
-            <w:pPr>
-              <w:spacing w:after="0" w:line="240" w:lineRule="auto"/>
-              <w:rPr>
-                <w:rFonts w:ascii="Times New Roman" w:hAnsi="Times New Roman" w:cs="Times New Roman"/>
-                <w:sz w:val="27"/>
-                <w:szCs w:val="27"/>
-                <w:lang w:val="en-US"/>
-              </w:rPr>
-            </w:pPr>
-          </w:p>
-          <w:p>
-            <w:pPr>
-              <w:spacing w:after="0" w:line="240" w:lineRule="auto"/>
-              <w:rPr>
-                <w:rFonts w:ascii="Times New Roman" w:hAnsi="Times New Roman" w:cs="Times New Roman"/>
-                <w:sz w:val="27"/>
-                <w:szCs w:val="27"/>
-                <w:lang w:val="en-US"/>
-              </w:rPr>
-            </w:pPr>
-            <w:r>
-              <w:rPr>
-                <w:rFonts w:ascii="Times New Roman" w:hAnsi="Times New Roman" w:cs="Times New Roman"/>
-                <w:b/>
-                <w:bCs/>
-                <w:sz w:val="27"/>
-                <w:szCs w:val="27"/>
-                <w:lang w:val="en-US"/>
-              </w:rPr>
-              <w:t>Address</w:t>
-            </w:r>
-            <w:r>
-              <w:rPr>
-                <w:rFonts w:ascii="Times New Roman" w:hAnsi="Times New Roman" w:cs="Times New Roman"/>
-                <w:sz w:val="27"/>
-                <w:szCs w:val="27"/>
-                <w:lang w:val="en-US"/>
-              </w:rPr>
-              <w:t>:</w:t>
-            </w:r>
-            <w:r>
-              <w:rPr>
-                <w:rFonts w:ascii="Times New Roman" w:hAnsi="Times New Roman" w:cs="Times New Roman"/>
-                <w:sz w:val="27"/>
-                <w:szCs w:val="27"/>
-                <w:lang w:val="en-US"/>
-              </w:rPr>
-              <w:t xml:space="preserve"> </w:t>
-            </w:r>
-            <w:r>
-              <w:rPr>
-                <w:rFonts w:ascii="Times New Roman" w:hAnsi="Times New Roman" w:cs="Times New Roman"/>
-                <w:sz w:val="28"/>
-                <w:szCs w:val="28"/>
-              </w:rPr>
-              <w:t>jdfjsfsh</w:t>
-            </w:r>
-          </w:p>
-          <w:p>
-            <w:pPr>
-              <w:spacing w:after="0" w:line="240" w:lineRule="auto"/>
-              <w:jc w:val="center"/>
-              <w:rPr>
-                <w:rFonts w:ascii="Times New Roman" w:hAnsi="Times New Roman" w:cs="Times New Roman"/>
-                <w:sz w:val="27"/>
-                <w:szCs w:val="27"/>
-                <w:lang w:val="en-US"/>
-              </w:rPr>
-            </w:pPr>
-          </w:p>
+          </w:p>
+          <w:p/>
         </w:tc>
       </w:tr>
     </w:tbl>
@@ -959,7 +1283,7 @@
       </w:pPr>
     </w:lvl>
   </w:abstractNum>
-  <w:num w:numId="1" w16cid:durableId="1638755942">
+  <w:num w:numId="1" w16cid:durableId="322854876">
     <w:abstractNumId w:val="0"/>
     <w:lvlOverride w:ilvl="0">
       <w:startOverride w:val="1"/>
@@ -989,7 +1313,7 @@
       <w:startOverride w:val="1"/>
     </w:lvlOverride>
   </w:num>
-  <w:num w:numId="2" w16cid:durableId="424377710">
+  <w:num w:numId="2" w16cid:durableId="1315912945">
     <w:abstractNumId w:val="1"/>
     <w:lvlOverride w:ilvl="0">
       <w:startOverride w:val="1"/>
@@ -1019,7 +1343,7 @@
       <w:startOverride w:val="1"/>
     </w:lvlOverride>
   </w:num>
-  <w:num w:numId="3" w16cid:durableId="1246691386">
+  <w:num w:numId="3" w16cid:durableId="773130033">
     <w:abstractNumId w:val="2"/>
     <w:lvlOverride w:ilvl="0">
       <w:startOverride w:val="1"/>
@@ -1049,7 +1373,7 @@
       <w:startOverride w:val="1"/>
     </w:lvlOverride>
   </w:num>
-  <w:num w:numId="4" w16cid:durableId="1313025677">
+  <w:num w:numId="4" w16cid:durableId="60949810">
     <w:abstractNumId w:val="3"/>
     <w:lvlOverride w:ilvl="0">
       <w:startOverride w:val="1"/>
